--- a/dokumentasi_halaman_ipos5/08_Transport_Schedule.docx
+++ b/dokumentasi_halaman_ipos5/08_Transport_Schedule.docx
@@ -3,65 +3,112 @@
 <w:document xmlns:wpc="http://schemas.microsoft.com/office/word/2010/wordprocessingCanvas" xmlns:mo="http://schemas.microsoft.com/office/mac/office/2008/main" xmlns:mc="http://schemas.openxmlformats.org/markup-compatibility/2006" xmlns:mv="urn:schemas-microsoft-com:mac:vml" xmlns:o="urn:schemas-microsoft-com:office:office" xmlns:r="http://schemas.openxmlformats.org/officeDocument/2006/relationships" xmlns:m="http://schemas.openxmlformats.org/officeDocument/2006/math" xmlns:v="urn:schemas-microsoft-com:vml" xmlns:wp14="http://schemas.microsoft.com/office/word/2010/wordprocessingDrawing" xmlns:wp="http://schemas.openxmlformats.org/drawingml/2006/wordprocessingDrawing" xmlns:w10="urn:schemas-microsoft-com:office:word" xmlns:w="http://schemas.openxmlformats.org/wordprocessingml/2006/main" xmlns:w14="http://schemas.microsoft.com/office/word/2010/wordml" xmlns:wpg="http://schemas.microsoft.com/office/word/2010/wordprocessingGroup" xmlns:wpi="http://schemas.microsoft.com/office/word/2010/wordprocessingInk" xmlns:wne="http://schemas.microsoft.com/office/word/2006/wordml" xmlns:wps="http://schemas.microsoft.com/office/word/2010/wordprocessingShape" mc:Ignorable="w14 wp14">
   <w:body>
     <w:p>
-      <w:pPr>
-        <w:spacing w:after="80"/>
-      </w:pPr>
       <w:r>
         <w:rPr>
           <w:rFonts w:ascii="Arial" w:hAnsi="Arial"/>
           <w:b/>
-          <w:color w:val="0D1B38"/>
-          <w:sz w:val="36"/>
+          <w:color w:val="003366"/>
+          <w:sz w:val="30"/>
         </w:rPr>
-        <w:t>DOKUMENTASI TEKNIS HALAMAN</w:t>
-        <w:br/>
+        <w:t>DOKUMENTASI TEKNIS &amp; OPERASIONAL HALAMAN</w:t>
+      </w:r>
+    </w:p>
+    <w:p>
+      <w:r>
+        <w:rPr>
+          <w:b/>
+          <w:color w:val="CC3300"/>
+          <w:sz w:val="23"/>
+        </w:rPr>
         <w:t>HALAMAN 8 — TRANSPORT SCHEDULE (JADWAL TRANSPORTASI HARIAN)</w:t>
       </w:r>
     </w:p>
     <w:p>
       <w:pPr>
-        <w:spacing w:after="280"/>
+        <w:pStyle w:val="Heading2"/>
       </w:pPr>
       <w:r>
         <w:rPr>
-          <w:rFonts w:ascii="Arial" w:hAnsi="Arial"/>
           <w:b/>
-          <w:color w:val="E8431F"/>
-          <w:sz w:val="20"/>
+          <w:color w:val="003366"/>
+          <w:sz w:val="21"/>
         </w:rPr>
-        <w:t>IPOS5 Routing &amp; Schedule Management System — PT Pos Indonesia (Persero)</w:t>
+        <w:t>📌 METADATA &amp; INTEGRASI SISTEM</w:t>
       </w:r>
     </w:p>
     <w:tbl>
       <w:tblPr>
         <w:tblW w:type="auto" w:w="0"/>
         <w:jc w:val="center"/>
-        <w:tblLayout w:type="fixed"/>
         <w:tblLook w:firstColumn="1" w:firstRow="1" w:lastColumn="0" w:lastRow="0" w:noHBand="0" w:noVBand="1" w:val="04A0"/>
       </w:tblPr>
       <w:tblGrid>
-        <w:gridCol w:w="4824"/>
-        <w:gridCol w:w="4824"/>
+        <w:gridCol w:w="4968"/>
+        <w:gridCol w:w="4968"/>
       </w:tblGrid>
       <w:tr>
         <w:tc>
           <w:tcPr>
             <w:tcW w:type="dxa" w:w="3168"/>
-            <w:shd w:fill="0D1B38"/>
+            <w:shd w:fill="003366"/>
             <w:tcMar>
-              <w:top w:w="120" w:type="dxa"/>
-              <w:bottom w:w="120" w:type="dxa"/>
-              <w:left w:w="150" w:type="dxa"/>
-              <w:right w:w="150" w:type="dxa"/>
+              <w:top w:w="60" w:type="dxa"/>
+              <w:bottom w:w="60" w:type="dxa"/>
+              <w:left w:w="80" w:type="dxa"/>
+              <w:right w:w="80" w:type="dxa"/>
             </w:tcMar>
           </w:tcPr>
           <w:p>
             <w:r>
               <w:rPr>
-                <w:rFonts w:ascii="Arial" w:hAnsi="Arial"/>
                 <w:b/>
                 <w:color w:val="FFFFFF"/>
-                <w:sz w:val="19"/>
+                <w:sz w:val="18"/>
+              </w:rPr>
+              <w:t>Parameter</w:t>
+            </w:r>
+          </w:p>
+        </w:tc>
+        <w:tc>
+          <w:tcPr>
+            <w:tcW w:type="dxa" w:w="6624"/>
+            <w:shd w:fill="003366"/>
+            <w:tcMar>
+              <w:top w:w="60" w:type="dxa"/>
+              <w:bottom w:w="60" w:type="dxa"/>
+              <w:left w:w="80" w:type="dxa"/>
+              <w:right w:w="80" w:type="dxa"/>
+            </w:tcMar>
+          </w:tcPr>
+          <w:p>
+            <w:r>
+              <w:rPr>
+                <w:b/>
+                <w:color w:val="FFFFFF"/>
+                <w:sz w:val="18"/>
+              </w:rPr>
+              <w:t>Nilai / Spesifikasi Sistem</w:t>
+            </w:r>
+          </w:p>
+        </w:tc>
+      </w:tr>
+      <w:tr>
+        <w:tc>
+          <w:tcPr>
+            <w:tcW w:type="dxa" w:w="3168"/>
+            <w:shd w:fill="FFFFFF"/>
+            <w:tcMar>
+              <w:top w:w="60" w:type="dxa"/>
+              <w:bottom w:w="60" w:type="dxa"/>
+              <w:left w:w="80" w:type="dxa"/>
+              <w:right w:w="80" w:type="dxa"/>
+            </w:tcMar>
+          </w:tcPr>
+          <w:p>
+            <w:r>
+              <w:rPr>
+                <w:b/>
+                <w:sz w:val="17"/>
               </w:rPr>
               <w:t>Nama Modul</w:t>
             </w:r>
@@ -69,21 +116,19 @@
         </w:tc>
         <w:tc>
           <w:tcPr>
-            <w:tcW w:type="dxa" w:w="6480"/>
-            <w:shd w:fill="F8FAFC"/>
+            <w:tcW w:type="dxa" w:w="6624"/>
+            <w:shd w:fill="FFFFFF"/>
             <w:tcMar>
-              <w:top w:w="120" w:type="dxa"/>
-              <w:bottom w:w="120" w:type="dxa"/>
-              <w:left w:w="150" w:type="dxa"/>
-              <w:right w:w="150" w:type="dxa"/>
+              <w:top w:w="60" w:type="dxa"/>
+              <w:bottom w:w="60" w:type="dxa"/>
+              <w:left w:w="80" w:type="dxa"/>
+              <w:right w:w="80" w:type="dxa"/>
             </w:tcMar>
           </w:tcPr>
           <w:p>
             <w:r>
               <w:rPr>
-                <w:rFonts w:ascii="Arial" w:hAnsi="Arial"/>
-                <w:color w:val="0F172A"/>
-                <w:sz w:val="19"/>
+                <w:sz w:val="17"/>
               </w:rPr>
               <w:t>Jadwal Transportasi Harian (/jadwal)</w:t>
             </w:r>
@@ -94,21 +139,19 @@
         <w:tc>
           <w:tcPr>
             <w:tcW w:type="dxa" w:w="3168"/>
-            <w:shd w:fill="0D1B38"/>
+            <w:shd w:fill="F9FAFB"/>
             <w:tcMar>
-              <w:top w:w="120" w:type="dxa"/>
-              <w:bottom w:w="120" w:type="dxa"/>
-              <w:left w:w="150" w:type="dxa"/>
-              <w:right w:w="150" w:type="dxa"/>
+              <w:top w:w="60" w:type="dxa"/>
+              <w:bottom w:w="60" w:type="dxa"/>
+              <w:left w:w="80" w:type="dxa"/>
+              <w:right w:w="80" w:type="dxa"/>
             </w:tcMar>
           </w:tcPr>
           <w:p>
             <w:r>
               <w:rPr>
-                <w:rFonts w:ascii="Arial" w:hAnsi="Arial"/>
                 <w:b/>
-                <w:color w:val="FFFFFF"/>
-                <w:sz w:val="19"/>
+                <w:sz w:val="17"/>
               </w:rPr>
               <w:t>Kategori Menu</w:t>
             </w:r>
@@ -116,23 +159,21 @@
         </w:tc>
         <w:tc>
           <w:tcPr>
-            <w:tcW w:type="dxa" w:w="6480"/>
-            <w:shd w:fill="F8FAFC"/>
+            <w:tcW w:type="dxa" w:w="6624"/>
+            <w:shd w:fill="F9FAFB"/>
             <w:tcMar>
-              <w:top w:w="120" w:type="dxa"/>
-              <w:bottom w:w="120" w:type="dxa"/>
-              <w:left w:w="150" w:type="dxa"/>
-              <w:right w:w="150" w:type="dxa"/>
+              <w:top w:w="60" w:type="dxa"/>
+              <w:bottom w:w="60" w:type="dxa"/>
+              <w:left w:w="80" w:type="dxa"/>
+              <w:right w:w="80" w:type="dxa"/>
             </w:tcMar>
           </w:tcPr>
           <w:p>
             <w:r>
               <w:rPr>
-                <w:rFonts w:ascii="Arial" w:hAnsi="Arial"/>
-                <w:color w:val="0F172A"/>
-                <w:sz w:val="19"/>
+                <w:sz w:val="17"/>
               </w:rPr>
-              <w:t>LOGISTICS</w:t>
+              <w:t>LOGISTICS / DISPATCHING</w:t>
             </w:r>
           </w:p>
         </w:tc>
@@ -141,21 +182,19 @@
         <w:tc>
           <w:tcPr>
             <w:tcW w:type="dxa" w:w="3168"/>
-            <w:shd w:fill="0D1B38"/>
+            <w:shd w:fill="FFFFFF"/>
             <w:tcMar>
-              <w:top w:w="120" w:type="dxa"/>
-              <w:bottom w:w="120" w:type="dxa"/>
-              <w:left w:w="150" w:type="dxa"/>
-              <w:right w:w="150" w:type="dxa"/>
+              <w:top w:w="60" w:type="dxa"/>
+              <w:bottom w:w="60" w:type="dxa"/>
+              <w:left w:w="80" w:type="dxa"/>
+              <w:right w:w="80" w:type="dxa"/>
             </w:tcMar>
           </w:tcPr>
           <w:p>
             <w:r>
               <w:rPr>
-                <w:rFonts w:ascii="Arial" w:hAnsi="Arial"/>
                 <w:b/>
-                <w:color w:val="FFFFFF"/>
-                <w:sz w:val="19"/>
+                <w:sz w:val="17"/>
               </w:rPr>
               <w:t>Route URL</w:t>
             </w:r>
@@ -163,21 +202,19 @@
         </w:tc>
         <w:tc>
           <w:tcPr>
-            <w:tcW w:type="dxa" w:w="6480"/>
-            <w:shd w:fill="F8FAFC"/>
+            <w:tcW w:type="dxa" w:w="6624"/>
+            <w:shd w:fill="FFFFFF"/>
             <w:tcMar>
-              <w:top w:w="120" w:type="dxa"/>
-              <w:bottom w:w="120" w:type="dxa"/>
-              <w:left w:w="150" w:type="dxa"/>
-              <w:right w:w="150" w:type="dxa"/>
+              <w:top w:w="60" w:type="dxa"/>
+              <w:bottom w:w="60" w:type="dxa"/>
+              <w:left w:w="80" w:type="dxa"/>
+              <w:right w:w="80" w:type="dxa"/>
             </w:tcMar>
           </w:tcPr>
           <w:p>
             <w:r>
               <w:rPr>
-                <w:rFonts w:ascii="Arial" w:hAnsi="Arial"/>
-                <w:color w:val="0F172A"/>
-                <w:sz w:val="19"/>
+                <w:sz w:val="17"/>
               </w:rPr>
               <w:t>/jadwal</w:t>
             </w:r>
@@ -188,21 +225,19 @@
         <w:tc>
           <w:tcPr>
             <w:tcW w:type="dxa" w:w="3168"/>
-            <w:shd w:fill="0D1B38"/>
+            <w:shd w:fill="F9FAFB"/>
             <w:tcMar>
-              <w:top w:w="120" w:type="dxa"/>
-              <w:bottom w:w="120" w:type="dxa"/>
-              <w:left w:w="150" w:type="dxa"/>
-              <w:right w:w="150" w:type="dxa"/>
+              <w:top w:w="60" w:type="dxa"/>
+              <w:bottom w:w="60" w:type="dxa"/>
+              <w:left w:w="80" w:type="dxa"/>
+              <w:right w:w="80" w:type="dxa"/>
             </w:tcMar>
           </w:tcPr>
           <w:p>
             <w:r>
               <w:rPr>
-                <w:rFonts w:ascii="Arial" w:hAnsi="Arial"/>
                 <w:b/>
-                <w:color w:val="FFFFFF"/>
-                <w:sz w:val="19"/>
+                <w:sz w:val="17"/>
               </w:rPr>
               <w:t>File Komponen React</w:t>
             </w:r>
@@ -210,21 +245,19 @@
         </w:tc>
         <w:tc>
           <w:tcPr>
-            <w:tcW w:type="dxa" w:w="6480"/>
-            <w:shd w:fill="F8FAFC"/>
+            <w:tcW w:type="dxa" w:w="6624"/>
+            <w:shd w:fill="F9FAFB"/>
             <w:tcMar>
-              <w:top w:w="120" w:type="dxa"/>
-              <w:bottom w:w="120" w:type="dxa"/>
-              <w:left w:w="150" w:type="dxa"/>
-              <w:right w:w="150" w:type="dxa"/>
+              <w:top w:w="60" w:type="dxa"/>
+              <w:bottom w:w="60" w:type="dxa"/>
+              <w:left w:w="80" w:type="dxa"/>
+              <w:right w:w="80" w:type="dxa"/>
             </w:tcMar>
           </w:tcPr>
           <w:p>
             <w:r>
               <w:rPr>
-                <w:rFonts w:ascii="Arial" w:hAnsi="Arial"/>
-                <w:color w:val="0F172A"/>
-                <w:sz w:val="19"/>
+                <w:sz w:val="17"/>
               </w:rPr>
               <w:t>src/pages/JadwalTransportasi.jsx</w:t>
             </w:r>
@@ -235,45 +268,41 @@
         <w:tc>
           <w:tcPr>
             <w:tcW w:type="dxa" w:w="3168"/>
-            <w:shd w:fill="0D1B38"/>
+            <w:shd w:fill="FFFFFF"/>
             <w:tcMar>
-              <w:top w:w="120" w:type="dxa"/>
-              <w:bottom w:w="120" w:type="dxa"/>
-              <w:left w:w="150" w:type="dxa"/>
-              <w:right w:w="150" w:type="dxa"/>
+              <w:top w:w="60" w:type="dxa"/>
+              <w:bottom w:w="60" w:type="dxa"/>
+              <w:left w:w="80" w:type="dxa"/>
+              <w:right w:w="80" w:type="dxa"/>
             </w:tcMar>
           </w:tcPr>
           <w:p>
             <w:r>
               <w:rPr>
-                <w:rFonts w:ascii="Arial" w:hAnsi="Arial"/>
                 <w:b/>
-                <w:color w:val="FFFFFF"/>
-                <w:sz w:val="19"/>
+                <w:sz w:val="17"/>
               </w:rPr>
-              <w:t>Backend API Endpoint</w:t>
+              <w:t>Backend API Endpoints</w:t>
             </w:r>
           </w:p>
         </w:tc>
         <w:tc>
           <w:tcPr>
-            <w:tcW w:type="dxa" w:w="6480"/>
-            <w:shd w:fill="F8FAFC"/>
+            <w:tcW w:type="dxa" w:w="6624"/>
+            <w:shd w:fill="FFFFFF"/>
             <w:tcMar>
-              <w:top w:w="120" w:type="dxa"/>
-              <w:bottom w:w="120" w:type="dxa"/>
-              <w:left w:w="150" w:type="dxa"/>
-              <w:right w:w="150" w:type="dxa"/>
+              <w:top w:w="60" w:type="dxa"/>
+              <w:bottom w:w="60" w:type="dxa"/>
+              <w:left w:w="80" w:type="dxa"/>
+              <w:right w:w="80" w:type="dxa"/>
             </w:tcMar>
           </w:tcPr>
           <w:p>
             <w:r>
               <w:rPr>
-                <w:rFonts w:ascii="Arial" w:hAnsi="Arial"/>
-                <w:color w:val="0F172A"/>
-                <w:sz w:val="19"/>
+                <w:sz w:val="17"/>
               </w:rPr>
-              <w:t>GET /api/jadwal, POST /api/jadwal, PUT /api/jadwal/:id</w:t>
+              <w:t>GET /api/jadwal, POST /api/jadwal, POST /api/jadwal/generate-bulk, PUT /api/jadwal/:id</w:t>
             </w:r>
           </w:p>
         </w:tc>
@@ -282,21 +311,19 @@
         <w:tc>
           <w:tcPr>
             <w:tcW w:type="dxa" w:w="3168"/>
-            <w:shd w:fill="0D1B38"/>
+            <w:shd w:fill="F9FAFB"/>
             <w:tcMar>
-              <w:top w:w="120" w:type="dxa"/>
-              <w:bottom w:w="120" w:type="dxa"/>
-              <w:left w:w="150" w:type="dxa"/>
-              <w:right w:w="150" w:type="dxa"/>
+              <w:top w:w="60" w:type="dxa"/>
+              <w:bottom w:w="60" w:type="dxa"/>
+              <w:left w:w="80" w:type="dxa"/>
+              <w:right w:w="80" w:type="dxa"/>
             </w:tcMar>
           </w:tcPr>
           <w:p>
             <w:r>
               <w:rPr>
-                <w:rFonts w:ascii="Arial" w:hAnsi="Arial"/>
                 <w:b/>
-                <w:color w:val="FFFFFF"/>
-                <w:sz w:val="19"/>
+                <w:sz w:val="17"/>
               </w:rPr>
               <w:t>Koleksi MongoDB</w:t>
             </w:r>
@@ -304,21 +331,19 @@
         </w:tc>
         <w:tc>
           <w:tcPr>
-            <w:tcW w:type="dxa" w:w="6480"/>
-            <w:shd w:fill="F8FAFC"/>
+            <w:tcW w:type="dxa" w:w="6624"/>
+            <w:shd w:fill="F9FAFB"/>
             <w:tcMar>
-              <w:top w:w="120" w:type="dxa"/>
-              <w:bottom w:w="120" w:type="dxa"/>
-              <w:left w:w="150" w:type="dxa"/>
-              <w:right w:w="150" w:type="dxa"/>
+              <w:top w:w="60" w:type="dxa"/>
+              <w:bottom w:w="60" w:type="dxa"/>
+              <w:left w:w="80" w:type="dxa"/>
+              <w:right w:w="80" w:type="dxa"/>
             </w:tcMar>
           </w:tcPr>
           <w:p>
             <w:r>
               <w:rPr>
-                <w:rFonts w:ascii="Arial" w:hAnsi="Arial"/>
-                <w:color w:val="0F172A"/>
-                <w:sz w:val="19"/>
+                <w:sz w:val="17"/>
               </w:rPr>
               <w:t>jadwal_transportasi, master_kendaraan, master_route_nopen</w:t>
             </w:r>
@@ -329,21 +354,19 @@
         <w:tc>
           <w:tcPr>
             <w:tcW w:type="dxa" w:w="3168"/>
-            <w:shd w:fill="0D1B38"/>
+            <w:shd w:fill="FFFFFF"/>
             <w:tcMar>
-              <w:top w:w="120" w:type="dxa"/>
-              <w:bottom w:w="120" w:type="dxa"/>
-              <w:left w:w="150" w:type="dxa"/>
-              <w:right w:w="150" w:type="dxa"/>
+              <w:top w:w="60" w:type="dxa"/>
+              <w:bottom w:w="60" w:type="dxa"/>
+              <w:left w:w="80" w:type="dxa"/>
+              <w:right w:w="80" w:type="dxa"/>
             </w:tcMar>
           </w:tcPr>
           <w:p>
             <w:r>
               <w:rPr>
-                <w:rFonts w:ascii="Arial" w:hAnsi="Arial"/>
                 <w:b/>
-                <w:color w:val="FFFFFF"/>
-                <w:sz w:val="19"/>
+                <w:sz w:val="17"/>
               </w:rPr>
               <w:t>Hak Akses Role</w:t>
             </w:r>
@@ -351,21 +374,19 @@
         </w:tc>
         <w:tc>
           <w:tcPr>
-            <w:tcW w:type="dxa" w:w="6480"/>
-            <w:shd w:fill="F8FAFC"/>
+            <w:tcW w:type="dxa" w:w="6624"/>
+            <w:shd w:fill="FFFFFF"/>
             <w:tcMar>
-              <w:top w:w="120" w:type="dxa"/>
-              <w:bottom w:w="120" w:type="dxa"/>
-              <w:left w:w="150" w:type="dxa"/>
-              <w:right w:w="150" w:type="dxa"/>
+              <w:top w:w="60" w:type="dxa"/>
+              <w:bottom w:w="60" w:type="dxa"/>
+              <w:left w:w="80" w:type="dxa"/>
+              <w:right w:w="80" w:type="dxa"/>
             </w:tcMar>
           </w:tcPr>
           <w:p>
             <w:r>
               <w:rPr>
-                <w:rFonts w:ascii="Arial" w:hAnsi="Arial"/>
-                <w:color w:val="0F172A"/>
-                <w:sz w:val="19"/>
+                <w:sz w:val="17"/>
               </w:rPr>
               <w:t>Operator &amp; Super Admin</w:t>
             </w:r>
@@ -373,153 +394,960 @@
         </w:tc>
       </w:tr>
     </w:tbl>
+    <w:p/>
     <w:p>
       <w:pPr>
-        <w:spacing w:after="200"/>
-      </w:pPr>
-    </w:p>
-    <w:p>
-      <w:pPr>
-        <w:spacing w:before="280" w:after="120"/>
+        <w:pStyle w:val="Heading2"/>
       </w:pPr>
       <w:r>
         <w:rPr>
-          <w:rFonts w:ascii="Arial" w:hAnsi="Arial"/>
           <w:b/>
-          <w:color w:val="0284C7"/>
-          <w:sz w:val="26"/>
+          <w:color w:val="003366"/>
+          <w:sz w:val="23"/>
         </w:rPr>
         <w:t>1. Deskripsi &amp; Tujuan Utama Modul</w:t>
       </w:r>
     </w:p>
     <w:p>
-      <w:pPr>
-        <w:spacing w:after="80" w:line="276" w:lineRule="auto"/>
-      </w:pPr>
       <w:r>
         <w:rPr>
-          <w:rFonts w:ascii="Arial" w:hAnsi="Arial"/>
-          <w:color w:val="334155"/>
           <w:sz w:val="19"/>
         </w:rPr>
-        <w:t>Modul Jadwal Transportasi mengelola eksekusi jadwal perjalanan armada aktual pada tanggal tertentu. Berbeda dengan template, jadwal transportasi memuat tanggal berangkat riil, nomor polisi kendaraan riil yang ditugaskan, jam berangkat riil, serta status keberangkatan (READY, DEPARTED, ARRIVED, CANCELLED).</w:t>
+        <w:t>Modul Jadwal Transportasi mengelola eksekusi jadwal perjalanan armada logistik aktual pada tanggal tertentu. Modul ini menyajikan kalender mingguan visual (Timetable Gantt) yang memetakan armada yang bertugas (Plat Nomor), jam keberangkatan riil (06:00 s/d 18:00 WIB), rute trayek, serta tombol bulk generator untuk membuat jadwal sebulan penuh.</w:t>
       </w:r>
     </w:p>
     <w:p>
       <w:pPr>
-        <w:spacing w:before="280" w:after="120"/>
+        <w:pStyle w:val="Heading2"/>
       </w:pPr>
       <w:r>
         <w:rPr>
-          <w:rFonts w:ascii="Arial" w:hAnsi="Arial"/>
           <w:b/>
-          <w:color w:val="0284C7"/>
-          <w:sz w:val="26"/>
+          <w:color w:val="003366"/>
+          <w:sz w:val="23"/>
         </w:rPr>
-        <w:t>2. Fitur-Fitur Utama &amp; Komponen UI</w:t>
+        <w:t>2. Tata Letak Halaman (UI Layout &amp; Wireframe)</w:t>
+      </w:r>
+    </w:p>
+    <w:p>
+      <w:r>
+        <w:rPr>
+          <w:sz w:val="19"/>
+        </w:rPr>
+        <w:t>Struktur tata letak visual halaman Jadwal Transportasi disusun dalam bentuk matriks kalender mingguan responsif:</w:t>
+      </w:r>
+    </w:p>
+    <w:p>
+      <w:r>
+        <w:rPr>
+          <w:b/>
+          <w:color w:val="004488"/>
+          <w:sz w:val="19"/>
+        </w:rPr>
+        <w:t>📐 Diagram Visual Tata Letak Halaman (Wireframe UI Layout):</w:t>
       </w:r>
     </w:p>
     <w:p>
       <w:pPr>
-        <w:spacing w:after="80" w:line="276" w:lineRule="auto" w:before="160"/>
+        <w:spacing w:before="40" w:after="80"/>
+        <w:ind w:left="144"/>
       </w:pPr>
       <w:r>
         <w:rPr>
-          <w:rFonts w:ascii="Arial" w:hAnsi="Arial"/>
+          <w:rFonts w:ascii="Consolas" w:hAnsi="Consolas"/>
+          <w:sz w:val="16"/>
+        </w:rPr>
+        <w:t>+---------------------------------------------------------------------------------------------------------+</w:t>
+        <w:br/>
+        <w:t>| [A] TOOLBAR: [◀]  17 Agt – 23 Agt 2026  [▶]  |  [Progress Bar %]  |  [+ Tambah Trip] | [▶ Generate Jadwal]|</w:t>
+        <w:br/>
+        <w:t>+---------------------------------------------------------------------------------------------------------+</w:t>
+        <w:br/>
+        <w:t>| [B] WEEKLY TRANSPORT GANTT / CALENDAR TIMETABLE MATRIX (Responsive Timetable)                           |</w:t>
+        <w:br/>
+        <w:t>| +-------+-----------+-----------+-----------+-----------+-----------+-----------+-----------+           |</w:t>
+        <w:br/>
+        <w:t>| | JAM   | SEN (17)  | SEL (18)  | RAB (19)  | KAM (20)* | JUM (21)  | SAB (22)  | MIN (23)  |</w:t>
+        <w:br/>
+        <w:t>| +-------+-----------+-----------+-----------+-----------+-----------+-----------+-----------+           |</w:t>
+        <w:br/>
+        <w:t>| | 06:00 | [B 9910]  | [B 9910]  |           | [B 9910]  | [B 9910]  |           |           |           |</w:t>
+        <w:br/>
+        <w:t>| | 07:00 | (Cimahi)  | (Cimahi)  | [B 9910]  | (Cimahi)  | (Cimahi)  |           |           |           |</w:t>
+        <w:br/>
+        <w:t>| | 08:00 |           |           |           |           |           | [B 9945]  | [B 9910]  |           |</w:t>
+        <w:br/>
+        <w:t>| | 09:00 |           |           |           | [B 9945]  |           |           |           |           |</w:t>
+        <w:br/>
+        <w:t>| | 10:00 | [B 9945]  | [D 8990]  |           |           |           |           |           |           |</w:t>
+        <w:br/>
+        <w:t>| | 11:00 |           | (SPP Jkt) |           |           | [D 8812]  |           |           |           |</w:t>
+        <w:br/>
+        <w:t>| | 13:00 |           |           | [D 8812]  |           | (Soreang) |           |           |           |</w:t>
+        <w:br/>
+        <w:t>| | 14:00 | [D 8812]  |           | (Soreang) | [D 8990]  |           |           |           |           |</w:t>
+        <w:br/>
+        <w:t>| +-------+-----------+-----------+-----------+-----------+-----------+-----------+-----------+           |</w:t>
+        <w:br/>
+        <w:t>+---------------------------------------------------------------------------------------------------------+</w:t>
+      </w:r>
+    </w:p>
+    <w:p>
+      <w:r>
+        <w:rPr>
           <w:b/>
-          <w:color w:val="0D1B38"/>
-          <w:sz w:val="21"/>
+          <w:color w:val="CC3300"/>
+          <w:sz w:val="20"/>
         </w:rPr>
-        <w:t>Kalender &amp; Monitoring Jadwal Harian</w:t>
+        <w:t>📋 Rincian &amp; Keterangan Setiap Kotak / Komponen Tata Letak:</w:t>
+      </w:r>
+    </w:p>
+    <w:tbl>
+      <w:tblPr>
+        <w:tblW w:type="auto" w:w="0"/>
+        <w:jc w:val="center"/>
+        <w:tblLook w:firstColumn="1" w:firstRow="1" w:lastColumn="0" w:lastRow="0" w:noHBand="0" w:noVBand="1" w:val="04A0"/>
+      </w:tblPr>
+      <w:tblGrid>
+        <w:gridCol w:w="1987"/>
+        <w:gridCol w:w="1987"/>
+        <w:gridCol w:w="1987"/>
+        <w:gridCol w:w="1987"/>
+        <w:gridCol w:w="1987"/>
+      </w:tblGrid>
+      <w:tr>
+        <w:tc>
+          <w:tcPr>
+            <w:tcW w:type="dxa" w:w="2016"/>
+            <w:shd w:fill="003366"/>
+            <w:tcMar>
+              <w:top w:w="60" w:type="dxa"/>
+              <w:bottom w:w="60" w:type="dxa"/>
+              <w:left w:w="80" w:type="dxa"/>
+              <w:right w:w="80" w:type="dxa"/>
+            </w:tcMar>
+          </w:tcPr>
+          <w:p>
+            <w:r>
+              <w:rPr>
+                <w:b/>
+                <w:color w:val="FFFFFF"/>
+                <w:sz w:val="16"/>
+              </w:rPr>
+              <w:t>Bagian / Kotak UI</w:t>
+            </w:r>
+          </w:p>
+        </w:tc>
+        <w:tc>
+          <w:tcPr>
+            <w:tcW w:type="dxa" w:w="1728"/>
+            <w:shd w:fill="003366"/>
+            <w:tcMar>
+              <w:top w:w="60" w:type="dxa"/>
+              <w:bottom w:w="60" w:type="dxa"/>
+              <w:left w:w="80" w:type="dxa"/>
+              <w:right w:w="80" w:type="dxa"/>
+            </w:tcMar>
+          </w:tcPr>
+          <w:p>
+            <w:r>
+              <w:rPr>
+                <w:b/>
+                <w:color w:val="FFFFFF"/>
+                <w:sz w:val="16"/>
+              </w:rPr>
+              <w:t>Tipe Visual &amp; Posisi</w:t>
+            </w:r>
+          </w:p>
+        </w:tc>
+        <w:tc>
+          <w:tcPr>
+            <w:tcW w:type="dxa" w:w="2304"/>
+            <w:shd w:fill="003366"/>
+            <w:tcMar>
+              <w:top w:w="60" w:type="dxa"/>
+              <w:bottom w:w="60" w:type="dxa"/>
+              <w:left w:w="80" w:type="dxa"/>
+              <w:right w:w="80" w:type="dxa"/>
+            </w:tcMar>
+          </w:tcPr>
+          <w:p>
+            <w:r>
+              <w:rPr>
+                <w:b/>
+                <w:color w:val="FFFFFF"/>
+                <w:sz w:val="16"/>
+              </w:rPr>
+              <w:t>Fungsi &amp; Kegunaan</w:t>
+            </w:r>
+          </w:p>
+        </w:tc>
+        <w:tc>
+          <w:tcPr>
+            <w:tcW w:type="dxa" w:w="2016"/>
+            <w:shd w:fill="003366"/>
+            <w:tcMar>
+              <w:top w:w="60" w:type="dxa"/>
+              <w:bottom w:w="60" w:type="dxa"/>
+              <w:left w:w="80" w:type="dxa"/>
+              <w:right w:w="80" w:type="dxa"/>
+            </w:tcMar>
+          </w:tcPr>
+          <w:p>
+            <w:r>
+              <w:rPr>
+                <w:b/>
+                <w:color w:val="FFFFFF"/>
+                <w:sz w:val="16"/>
+              </w:rPr>
+              <w:t>Sumber Data &amp; Kalkulasi</w:t>
+            </w:r>
+          </w:p>
+        </w:tc>
+        <w:tc>
+          <w:tcPr>
+            <w:tcW w:type="dxa" w:w="1728"/>
+            <w:shd w:fill="003366"/>
+            <w:tcMar>
+              <w:top w:w="60" w:type="dxa"/>
+              <w:bottom w:w="60" w:type="dxa"/>
+              <w:left w:w="80" w:type="dxa"/>
+              <w:right w:w="80" w:type="dxa"/>
+            </w:tcMar>
+          </w:tcPr>
+          <w:p>
+            <w:r>
+              <w:rPr>
+                <w:b/>
+                <w:color w:val="FFFFFF"/>
+                <w:sz w:val="16"/>
+              </w:rPr>
+              <w:t>Interaktivitas &amp; Aksi</w:t>
+            </w:r>
+          </w:p>
+        </w:tc>
+      </w:tr>
+      <w:tr>
+        <w:tc>
+          <w:tcPr>
+            <w:tcW w:type="dxa" w:w="2016"/>
+            <w:shd w:fill="FFFFFF"/>
+            <w:tcMar>
+              <w:top w:w="60" w:type="dxa"/>
+              <w:bottom w:w="60" w:type="dxa"/>
+              <w:left w:w="80" w:type="dxa"/>
+              <w:right w:w="80" w:type="dxa"/>
+            </w:tcMar>
+          </w:tcPr>
+          <w:p>
+            <w:r>
+              <w:rPr>
+                <w:b/>
+                <w:color w:val="003366"/>
+                <w:sz w:val="15"/>
+              </w:rPr>
+              <w:t>Kotak [A1]: Week Navigation Controller</w:t>
+            </w:r>
+          </w:p>
+        </w:tc>
+        <w:tc>
+          <w:tcPr>
+            <w:tcW w:type="dxa" w:w="1728"/>
+            <w:shd w:fill="FFFFFF"/>
+            <w:tcMar>
+              <w:top w:w="60" w:type="dxa"/>
+              <w:bottom w:w="60" w:type="dxa"/>
+              <w:left w:w="80" w:type="dxa"/>
+              <w:right w:w="80" w:type="dxa"/>
+            </w:tcMar>
+          </w:tcPr>
+          <w:p>
+            <w:r>
+              <w:rPr>
+                <w:sz w:val="15"/>
+              </w:rPr>
+              <w:t>Bilah Navigasi Tanggal (Kiri Toolbar)</w:t>
+            </w:r>
+          </w:p>
+        </w:tc>
+        <w:tc>
+          <w:tcPr>
+            <w:tcW w:type="dxa" w:w="2304"/>
+            <w:shd w:fill="FFFFFF"/>
+            <w:tcMar>
+              <w:top w:w="60" w:type="dxa"/>
+              <w:bottom w:w="60" w:type="dxa"/>
+              <w:left w:w="80" w:type="dxa"/>
+              <w:right w:w="80" w:type="dxa"/>
+            </w:tcMar>
+          </w:tcPr>
+          <w:p>
+            <w:r>
+              <w:rPr>
+                <w:sz w:val="15"/>
+              </w:rPr>
+              <w:t>Mengatur navigasi minggu aktif yang ditampilkan (tombol Prev, rentang tanggal 17-23 Agt 2026, tombol Next).</w:t>
+            </w:r>
+          </w:p>
+        </w:tc>
+        <w:tc>
+          <w:tcPr>
+            <w:tcW w:type="dxa" w:w="2016"/>
+            <w:shd w:fill="FFFFFF"/>
+            <w:tcMar>
+              <w:top w:w="60" w:type="dxa"/>
+              <w:bottom w:w="60" w:type="dxa"/>
+              <w:left w:w="80" w:type="dxa"/>
+              <w:right w:w="80" w:type="dxa"/>
+            </w:tcMar>
+          </w:tcPr>
+          <w:p>
+            <w:r>
+              <w:rPr>
+                <w:sz w:val="15"/>
+              </w:rPr>
+              <w:t>State `weekOffset`</w:t>
+            </w:r>
+          </w:p>
+        </w:tc>
+        <w:tc>
+          <w:tcPr>
+            <w:tcW w:type="dxa" w:w="1728"/>
+            <w:shd w:fill="FFFFFF"/>
+            <w:tcMar>
+              <w:top w:w="60" w:type="dxa"/>
+              <w:bottom w:w="60" w:type="dxa"/>
+              <w:left w:w="80" w:type="dxa"/>
+              <w:right w:w="80" w:type="dxa"/>
+            </w:tcMar>
+          </w:tcPr>
+          <w:p>
+            <w:r>
+              <w:rPr>
+                <w:sz w:val="15"/>
+              </w:rPr>
+              <w:t>Beralih minggu secara instan tanpa reload halaman.</w:t>
+            </w:r>
+          </w:p>
+        </w:tc>
+      </w:tr>
+      <w:tr>
+        <w:tc>
+          <w:tcPr>
+            <w:tcW w:type="dxa" w:w="2016"/>
+            <w:shd w:fill="F9FAFB"/>
+            <w:tcMar>
+              <w:top w:w="60" w:type="dxa"/>
+              <w:bottom w:w="60" w:type="dxa"/>
+              <w:left w:w="80" w:type="dxa"/>
+              <w:right w:w="80" w:type="dxa"/>
+            </w:tcMar>
+          </w:tcPr>
+          <w:p>
+            <w:r>
+              <w:rPr>
+                <w:b/>
+                <w:color w:val="003366"/>
+                <w:sz w:val="15"/>
+              </w:rPr>
+              <w:t>Kotak [A2]: Bulk Generator Progress Bar</w:t>
+            </w:r>
+          </w:p>
+        </w:tc>
+        <w:tc>
+          <w:tcPr>
+            <w:tcW w:type="dxa" w:w="1728"/>
+            <w:shd w:fill="F9FAFB"/>
+            <w:tcMar>
+              <w:top w:w="60" w:type="dxa"/>
+              <w:bottom w:w="60" w:type="dxa"/>
+              <w:left w:w="80" w:type="dxa"/>
+              <w:right w:w="80" w:type="dxa"/>
+            </w:tcMar>
+          </w:tcPr>
+          <w:p>
+            <w:r>
+              <w:rPr>
+                <w:sz w:val="15"/>
+              </w:rPr>
+              <w:t>Progress Bar Animasi (Tengah Toolbar)</w:t>
+            </w:r>
+          </w:p>
+        </w:tc>
+        <w:tc>
+          <w:tcPr>
+            <w:tcW w:type="dxa" w:w="2304"/>
+            <w:shd w:fill="F9FAFB"/>
+            <w:tcMar>
+              <w:top w:w="60" w:type="dxa"/>
+              <w:bottom w:w="60" w:type="dxa"/>
+              <w:left w:w="80" w:type="dxa"/>
+              <w:right w:w="80" w:type="dxa"/>
+            </w:tcMar>
+          </w:tcPr>
+          <w:p>
+            <w:r>
+              <w:rPr>
+                <w:sz w:val="15"/>
+              </w:rPr>
+              <w:t>Menampilkan visual persentase proses pembuatan jadwal massal saat tombol generate dijalankan.</w:t>
+            </w:r>
+          </w:p>
+        </w:tc>
+        <w:tc>
+          <w:tcPr>
+            <w:tcW w:type="dxa" w:w="2016"/>
+            <w:shd w:fill="F9FAFB"/>
+            <w:tcMar>
+              <w:top w:w="60" w:type="dxa"/>
+              <w:bottom w:w="60" w:type="dxa"/>
+              <w:left w:w="80" w:type="dxa"/>
+              <w:right w:w="80" w:type="dxa"/>
+            </w:tcMar>
+          </w:tcPr>
+          <w:p>
+            <w:r>
+              <w:rPr>
+                <w:sz w:val="15"/>
+              </w:rPr>
+              <w:t>State `generating` &amp; `progress`</w:t>
+            </w:r>
+          </w:p>
+        </w:tc>
+        <w:tc>
+          <w:tcPr>
+            <w:tcW w:type="dxa" w:w="1728"/>
+            <w:shd w:fill="F9FAFB"/>
+            <w:tcMar>
+              <w:top w:w="60" w:type="dxa"/>
+              <w:bottom w:w="60" w:type="dxa"/>
+              <w:left w:w="80" w:type="dxa"/>
+              <w:right w:w="80" w:type="dxa"/>
+            </w:tcMar>
+          </w:tcPr>
+          <w:p>
+            <w:r>
+              <w:rPr>
+                <w:sz w:val="15"/>
+              </w:rPr>
+              <w:t>Animasi progress bar halus 0% s/d 100%.</w:t>
+            </w:r>
+          </w:p>
+        </w:tc>
+      </w:tr>
+      <w:tr>
+        <w:tc>
+          <w:tcPr>
+            <w:tcW w:type="dxa" w:w="2016"/>
+            <w:shd w:fill="FFFFFF"/>
+            <w:tcMar>
+              <w:top w:w="60" w:type="dxa"/>
+              <w:bottom w:w="60" w:type="dxa"/>
+              <w:left w:w="80" w:type="dxa"/>
+              <w:right w:w="80" w:type="dxa"/>
+            </w:tcMar>
+          </w:tcPr>
+          <w:p>
+            <w:r>
+              <w:rPr>
+                <w:b/>
+                <w:color w:val="003366"/>
+                <w:sz w:val="15"/>
+              </w:rPr>
+              <w:t>Kotak [A3]: Action Buttons Toolbar</w:t>
+            </w:r>
+          </w:p>
+        </w:tc>
+        <w:tc>
+          <w:tcPr>
+            <w:tcW w:type="dxa" w:w="1728"/>
+            <w:shd w:fill="FFFFFF"/>
+            <w:tcMar>
+              <w:top w:w="60" w:type="dxa"/>
+              <w:bottom w:w="60" w:type="dxa"/>
+              <w:left w:w="80" w:type="dxa"/>
+              <w:right w:w="80" w:type="dxa"/>
+            </w:tcMar>
+          </w:tcPr>
+          <w:p>
+            <w:r>
+              <w:rPr>
+                <w:sz w:val="15"/>
+              </w:rPr>
+              <w:t>Button Action Group (Kanan Toolbar)</w:t>
+            </w:r>
+          </w:p>
+        </w:tc>
+        <w:tc>
+          <w:tcPr>
+            <w:tcW w:type="dxa" w:w="2304"/>
+            <w:shd w:fill="FFFFFF"/>
+            <w:tcMar>
+              <w:top w:w="60" w:type="dxa"/>
+              <w:bottom w:w="60" w:type="dxa"/>
+              <w:left w:w="80" w:type="dxa"/>
+              <w:right w:w="80" w:type="dxa"/>
+            </w:tcMar>
+          </w:tcPr>
+          <w:p>
+            <w:r>
+              <w:rPr>
+                <w:sz w:val="15"/>
+              </w:rPr>
+              <w:t>Menyediakan tombol '+ Tambah Jadwal Trip' dan tombol utama '▶ Generate Jadwal Bulanan'.</w:t>
+            </w:r>
+          </w:p>
+        </w:tc>
+        <w:tc>
+          <w:tcPr>
+            <w:tcW w:type="dxa" w:w="2016"/>
+            <w:shd w:fill="FFFFFF"/>
+            <w:tcMar>
+              <w:top w:w="60" w:type="dxa"/>
+              <w:bottom w:w="60" w:type="dxa"/>
+              <w:left w:w="80" w:type="dxa"/>
+              <w:right w:w="80" w:type="dxa"/>
+            </w:tcMar>
+          </w:tcPr>
+          <w:p>
+            <w:r>
+              <w:rPr>
+                <w:sz w:val="15"/>
+              </w:rPr>
+              <w:t>Endpoint POST /api/jadwal/generate-bulk</w:t>
+            </w:r>
+          </w:p>
+        </w:tc>
+        <w:tc>
+          <w:tcPr>
+            <w:tcW w:type="dxa" w:w="1728"/>
+            <w:shd w:fill="FFFFFF"/>
+            <w:tcMar>
+              <w:top w:w="60" w:type="dxa"/>
+              <w:bottom w:w="60" w:type="dxa"/>
+              <w:left w:w="80" w:type="dxa"/>
+              <w:right w:w="80" w:type="dxa"/>
+            </w:tcMar>
+          </w:tcPr>
+          <w:p>
+            <w:r>
+              <w:rPr>
+                <w:sz w:val="15"/>
+              </w:rPr>
+              <w:t>Memicu generate otomatis jadwal harian dari blueprint template ke koleksi `jadwal_transportasi`.</w:t>
+            </w:r>
+          </w:p>
+        </w:tc>
+      </w:tr>
+      <w:tr>
+        <w:tc>
+          <w:tcPr>
+            <w:tcW w:type="dxa" w:w="2016"/>
+            <w:shd w:fill="F9FAFB"/>
+            <w:tcMar>
+              <w:top w:w="60" w:type="dxa"/>
+              <w:bottom w:w="60" w:type="dxa"/>
+              <w:left w:w="80" w:type="dxa"/>
+              <w:right w:w="80" w:type="dxa"/>
+            </w:tcMar>
+          </w:tcPr>
+          <w:p>
+            <w:r>
+              <w:rPr>
+                <w:b/>
+                <w:color w:val="003366"/>
+                <w:sz w:val="15"/>
+              </w:rPr>
+              <w:t>Kotak [B1]: Timetable Header (7 Days)</w:t>
+            </w:r>
+          </w:p>
+        </w:tc>
+        <w:tc>
+          <w:tcPr>
+            <w:tcW w:type="dxa" w:w="1728"/>
+            <w:shd w:fill="F9FAFB"/>
+            <w:tcMar>
+              <w:top w:w="60" w:type="dxa"/>
+              <w:bottom w:w="60" w:type="dxa"/>
+              <w:left w:w="80" w:type="dxa"/>
+              <w:right w:w="80" w:type="dxa"/>
+            </w:tcMar>
+          </w:tcPr>
+          <w:p>
+            <w:r>
+              <w:rPr>
+                <w:sz w:val="15"/>
+              </w:rPr>
+              <w:t>Header Kolom Kalender</w:t>
+            </w:r>
+          </w:p>
+        </w:tc>
+        <w:tc>
+          <w:tcPr>
+            <w:tcW w:type="dxa" w:w="2304"/>
+            <w:shd w:fill="F9FAFB"/>
+            <w:tcMar>
+              <w:top w:w="60" w:type="dxa"/>
+              <w:bottom w:w="60" w:type="dxa"/>
+              <w:left w:w="80" w:type="dxa"/>
+              <w:right w:w="80" w:type="dxa"/>
+            </w:tcMar>
+          </w:tcPr>
+          <w:p>
+            <w:r>
+              <w:rPr>
+                <w:sz w:val="15"/>
+              </w:rPr>
+              <w:t>Menampilkan 7 nama hari (Sen, Sel, Rab, Kam, Jum, Sab, Min) beserta tanggal bulan aktif, hari ini ditandai warna Cyan khusus.</w:t>
+            </w:r>
+          </w:p>
+        </w:tc>
+        <w:tc>
+          <w:tcPr>
+            <w:tcW w:type="dxa" w:w="2016"/>
+            <w:shd w:fill="F9FAFB"/>
+            <w:tcMar>
+              <w:top w:w="60" w:type="dxa"/>
+              <w:bottom w:w="60" w:type="dxa"/>
+              <w:left w:w="80" w:type="dxa"/>
+              <w:right w:w="80" w:type="dxa"/>
+            </w:tcMar>
+          </w:tcPr>
+          <w:p>
+            <w:r>
+              <w:rPr>
+                <w:sz w:val="15"/>
+              </w:rPr>
+              <w:t>Array `days`</w:t>
+            </w:r>
+          </w:p>
+        </w:tc>
+        <w:tc>
+          <w:tcPr>
+            <w:tcW w:type="dxa" w:w="1728"/>
+            <w:shd w:fill="F9FAFB"/>
+            <w:tcMar>
+              <w:top w:w="60" w:type="dxa"/>
+              <w:bottom w:w="60" w:type="dxa"/>
+              <w:left w:w="80" w:type="dxa"/>
+              <w:right w:w="80" w:type="dxa"/>
+            </w:tcMar>
+          </w:tcPr>
+          <w:p>
+            <w:r>
+              <w:rPr>
+                <w:sz w:val="15"/>
+              </w:rPr>
+              <w:t>Penanda tanggal operasional riil.</w:t>
+            </w:r>
+          </w:p>
+        </w:tc>
+      </w:tr>
+      <w:tr>
+        <w:tc>
+          <w:tcPr>
+            <w:tcW w:type="dxa" w:w="2016"/>
+            <w:shd w:fill="FFFFFF"/>
+            <w:tcMar>
+              <w:top w:w="60" w:type="dxa"/>
+              <w:bottom w:w="60" w:type="dxa"/>
+              <w:left w:w="80" w:type="dxa"/>
+              <w:right w:w="80" w:type="dxa"/>
+            </w:tcMar>
+          </w:tcPr>
+          <w:p>
+            <w:r>
+              <w:rPr>
+                <w:b/>
+                <w:color w:val="003366"/>
+                <w:sz w:val="15"/>
+              </w:rPr>
+              <w:t>Kotak [B2]: Operating Hours Axis (06:00-18:00)</w:t>
+            </w:r>
+          </w:p>
+        </w:tc>
+        <w:tc>
+          <w:tcPr>
+            <w:tcW w:type="dxa" w:w="1728"/>
+            <w:shd w:fill="FFFFFF"/>
+            <w:tcMar>
+              <w:top w:w="60" w:type="dxa"/>
+              <w:bottom w:w="60" w:type="dxa"/>
+              <w:left w:w="80" w:type="dxa"/>
+              <w:right w:w="80" w:type="dxa"/>
+            </w:tcMar>
+          </w:tcPr>
+          <w:p>
+            <w:r>
+              <w:rPr>
+                <w:sz w:val="15"/>
+              </w:rPr>
+              <w:t>Sumbu Jam Vertikal (Kiri Tabel)</w:t>
+            </w:r>
+          </w:p>
+        </w:tc>
+        <w:tc>
+          <w:tcPr>
+            <w:tcW w:type="dxa" w:w="2304"/>
+            <w:shd w:fill="FFFFFF"/>
+            <w:tcMar>
+              <w:top w:w="60" w:type="dxa"/>
+              <w:bottom w:w="60" w:type="dxa"/>
+              <w:left w:w="80" w:type="dxa"/>
+              <w:right w:w="80" w:type="dxa"/>
+            </w:tcMar>
+          </w:tcPr>
+          <w:p>
+            <w:r>
+              <w:rPr>
+                <w:sz w:val="15"/>
+              </w:rPr>
+              <w:t>Menampilkan baris slot jam kerja operasional logistik dari jam 06:00 pagi hingga 18:00 sore WIB.</w:t>
+            </w:r>
+          </w:p>
+        </w:tc>
+        <w:tc>
+          <w:tcPr>
+            <w:tcW w:type="dxa" w:w="2016"/>
+            <w:shd w:fill="FFFFFF"/>
+            <w:tcMar>
+              <w:top w:w="60" w:type="dxa"/>
+              <w:bottom w:w="60" w:type="dxa"/>
+              <w:left w:w="80" w:type="dxa"/>
+              <w:right w:w="80" w:type="dxa"/>
+            </w:tcMar>
+          </w:tcPr>
+          <w:p>
+            <w:r>
+              <w:rPr>
+                <w:sz w:val="15"/>
+              </w:rPr>
+              <w:t>Array `hours` (6 s/d 18)</w:t>
+            </w:r>
+          </w:p>
+        </w:tc>
+        <w:tc>
+          <w:tcPr>
+            <w:tcW w:type="dxa" w:w="1728"/>
+            <w:shd w:fill="FFFFFF"/>
+            <w:tcMar>
+              <w:top w:w="60" w:type="dxa"/>
+              <w:bottom w:w="60" w:type="dxa"/>
+              <w:left w:w="80" w:type="dxa"/>
+              <w:right w:w="80" w:type="dxa"/>
+            </w:tcMar>
+          </w:tcPr>
+          <w:p>
+            <w:r>
+              <w:rPr>
+                <w:sz w:val="15"/>
+              </w:rPr>
+              <w:t>Tinggi cell 52px terstandarisasi untuk kenyamanan visual.</w:t>
+            </w:r>
+          </w:p>
+        </w:tc>
+      </w:tr>
+      <w:tr>
+        <w:tc>
+          <w:tcPr>
+            <w:tcW w:type="dxa" w:w="2016"/>
+            <w:shd w:fill="F9FAFB"/>
+            <w:tcMar>
+              <w:top w:w="60" w:type="dxa"/>
+              <w:bottom w:w="60" w:type="dxa"/>
+              <w:left w:w="80" w:type="dxa"/>
+              <w:right w:w="80" w:type="dxa"/>
+            </w:tcMar>
+          </w:tcPr>
+          <w:p>
+            <w:r>
+              <w:rPr>
+                <w:b/>
+                <w:color w:val="003366"/>
+                <w:sz w:val="15"/>
+              </w:rPr>
+              <w:t>Kotak [B3]: Trip Schedule Cards Block</w:t>
+            </w:r>
+          </w:p>
+        </w:tc>
+        <w:tc>
+          <w:tcPr>
+            <w:tcW w:type="dxa" w:w="1728"/>
+            <w:shd w:fill="F9FAFB"/>
+            <w:tcMar>
+              <w:top w:w="60" w:type="dxa"/>
+              <w:bottom w:w="60" w:type="dxa"/>
+              <w:left w:w="80" w:type="dxa"/>
+              <w:right w:w="80" w:type="dxa"/>
+            </w:tcMar>
+          </w:tcPr>
+          <w:p>
+            <w:r>
+              <w:rPr>
+                <w:sz w:val="15"/>
+              </w:rPr>
+              <w:t>Blok Kartu Trip Berwarna di Grid</w:t>
+            </w:r>
+          </w:p>
+        </w:tc>
+        <w:tc>
+          <w:tcPr>
+            <w:tcW w:type="dxa" w:w="2304"/>
+            <w:shd w:fill="F9FAFB"/>
+            <w:tcMar>
+              <w:top w:w="60" w:type="dxa"/>
+              <w:bottom w:w="60" w:type="dxa"/>
+              <w:left w:w="80" w:type="dxa"/>
+              <w:right w:w="80" w:type="dxa"/>
+            </w:tcMar>
+          </w:tcPr>
+          <w:p>
+            <w:r>
+              <w:rPr>
+                <w:sz w:val="15"/>
+              </w:rPr>
+              <w:t>Blok visual yang memuat nomor polisi armada (B 9910 PCX, B 9945 PCY, D 8812 AB, D 8990 SPP), rute perjalanan, dan durasi jam.</w:t>
+            </w:r>
+          </w:p>
+        </w:tc>
+        <w:tc>
+          <w:tcPr>
+            <w:tcW w:type="dxa" w:w="2016"/>
+            <w:shd w:fill="F9FAFB"/>
+            <w:tcMar>
+              <w:top w:w="60" w:type="dxa"/>
+              <w:bottom w:w="60" w:type="dxa"/>
+              <w:left w:w="80" w:type="dxa"/>
+              <w:right w:w="80" w:type="dxa"/>
+            </w:tcMar>
+          </w:tcPr>
+          <w:p>
+            <w:r>
+              <w:rPr>
+                <w:sz w:val="15"/>
+              </w:rPr>
+              <w:t>Array `trips` dari database</w:t>
+            </w:r>
+          </w:p>
+        </w:tc>
+        <w:tc>
+          <w:tcPr>
+            <w:tcW w:type="dxa" w:w="1728"/>
+            <w:shd w:fill="F9FAFB"/>
+            <w:tcMar>
+              <w:top w:w="60" w:type="dxa"/>
+              <w:bottom w:w="60" w:type="dxa"/>
+              <w:left w:w="80" w:type="dxa"/>
+              <w:right w:w="80" w:type="dxa"/>
+            </w:tcMar>
+          </w:tcPr>
+          <w:p>
+            <w:r>
+              <w:rPr>
+                <w:sz w:val="15"/>
+              </w:rPr>
+              <w:t>Blok berwarna sesuai kode rute (Biru: Cimahi-SPP Bandung, Oranye: Soreang, Navy: Jakarta).</w:t>
+            </w:r>
+          </w:p>
+        </w:tc>
+      </w:tr>
+    </w:tbl>
+    <w:p/>
+    <w:p>
+      <w:pPr>
+        <w:pStyle w:val="Heading2"/>
+      </w:pPr>
+      <w:r>
+        <w:rPr>
+          <w:b/>
+          <w:color w:val="003366"/>
+          <w:sz w:val="23"/>
+        </w:rPr>
+        <w:t>3. Aturan Bisnis &amp; Penugasan Armada</w:t>
       </w:r>
     </w:p>
     <w:p>
       <w:pPr>
-        <w:spacing w:after="80" w:line="276" w:lineRule="auto"/>
-        <w:ind w:left="360"/>
+        <w:pStyle w:val="ListBullet"/>
+      </w:pPr>
+      <w:r>
+        <w:rPr>
+          <w:sz w:val="18"/>
+        </w:rPr>
+        <w:t>Pencegahan Konflik Jadwal: Satu unit armada kendaraan tidak dapat ditugaskan pada dua trip yang memiliki overlap rentang jam keberangkatan.</w:t>
+      </w:r>
+    </w:p>
+    <w:p>
+      <w:pPr>
+        <w:pStyle w:val="ListBullet"/>
+      </w:pPr>
+      <w:r>
+        <w:rPr>
+          <w:sz w:val="18"/>
+        </w:rPr>
+        <w:t>Integrasi Checker: Jadwal transportasi yang berstatus aktif pada hari ini akan otomatis muncul sebagai referensi jadwal di halaman Checker (/checker).</w:t>
+      </w:r>
+    </w:p>
+    <w:p>
+      <w:pPr>
+        <w:pStyle w:val="Heading2"/>
       </w:pPr>
       <w:r>
         <w:rPr>
           <w:b/>
-          <w:color w:val="E8431F"/>
+          <w:color w:val="003366"/>
+          <w:sz w:val="23"/>
         </w:rPr>
-        <w:t xml:space="preserve">• </w:t>
-      </w:r>
-      <w:r>
-        <w:rPr>
-          <w:rFonts w:ascii="Arial" w:hAnsi="Arial"/>
-          <w:color w:val="334155"/>
-          <w:sz w:val="19"/>
-        </w:rPr>
-        <w:t>Date Filter Tanggal Operasional Jadwal</w:t>
+        <w:t>4. Alur Penggunaan Operator (User Flow)</w:t>
       </w:r>
     </w:p>
     <w:p>
       <w:pPr>
-        <w:spacing w:after="80" w:line="276" w:lineRule="auto"/>
-        <w:ind w:left="360"/>
+        <w:pStyle w:val="ListBullet"/>
       </w:pPr>
       <w:r>
         <w:rPr>
-          <w:b/>
-          <w:color w:val="E8431F"/>
+          <w:sz w:val="18"/>
         </w:rPr>
-        <w:t xml:space="preserve">• </w:t>
-      </w:r>
-      <w:r>
-        <w:rPr>
-          <w:rFonts w:ascii="Arial" w:hAnsi="Arial"/>
-          <w:color w:val="334155"/>
-          <w:sz w:val="19"/>
-        </w:rPr>
-        <w:t>Tabel Monitoring Jam Berangkat vs Jam Realisasi Armada</w:t>
+        <w:t>1. Operator membuka modul Jadwal Transportasi (/jadwal).</w:t>
       </w:r>
     </w:p>
     <w:p>
       <w:pPr>
-        <w:spacing w:after="80" w:line="276" w:lineRule="auto"/>
-        <w:ind w:left="360"/>
+        <w:pStyle w:val="ListBullet"/>
       </w:pPr>
       <w:r>
         <w:rPr>
-          <w:b/>
-          <w:color w:val="E8431F"/>
+          <w:sz w:val="18"/>
         </w:rPr>
-        <w:t xml:space="preserve">• </w:t>
-      </w:r>
-      <w:r>
-        <w:rPr>
-          <w:rFonts w:ascii="Arial" w:hAnsi="Arial"/>
-          <w:color w:val="334155"/>
-          <w:sz w:val="19"/>
-        </w:rPr>
-        <w:t>Badge Status Keterlambatan / On-Time Departure</w:t>
+        <w:t>2. Operator memilih rentang minggu kerja yang ingin ditinjau atau dikelola.</w:t>
       </w:r>
     </w:p>
     <w:p>
       <w:pPr>
-        <w:spacing w:after="80" w:line="276" w:lineRule="auto"/>
-        <w:ind w:left="360"/>
+        <w:pStyle w:val="ListBullet"/>
       </w:pPr>
       <w:r>
         <w:rPr>
-          <w:b/>
-          <w:color w:val="E8431F"/>
+          <w:sz w:val="18"/>
         </w:rPr>
-        <w:t xml:space="preserve">• </w:t>
+        <w:t>3. Operator mengklik 'Generate Jadwal Bulanan' untuk mengotomasi jadwal seluruh armada berdasarkan template.</w:t>
       </w:r>
+    </w:p>
+    <w:p>
+      <w:pPr>
+        <w:pStyle w:val="ListBullet"/>
+      </w:pPr>
       <w:r>
         <w:rPr>
-          <w:rFonts w:ascii="Arial" w:hAnsi="Arial"/>
-          <w:color w:val="334155"/>
-          <w:sz w:val="19"/>
+          <w:sz w:val="18"/>
         </w:rPr>
-        <w:t>Action Button Penugasan Driver &amp; Mobil pada Jadwal Aktif</w:t>
+        <w:t>4. Operator dapat menambahkan trip manual tambahan jika ada lonjakan pengiriman tak terjadwal.</w:t>
       </w:r>
     </w:p>
     <w:sectPr>
       <w:pgSz w:w="12240" w:h="15840"/>
-      <w:pgMar w:top="1152" w:right="1296" w:bottom="1152" w:left="1296" w:header="720" w:footer="720" w:gutter="0"/>
+      <w:pgMar w:top="1152" w:right="1152" w:bottom="1152" w:left="1152" w:header="720" w:footer="720" w:gutter="0"/>
       <w:cols w:space="720"/>
       <w:docGrid w:linePitch="360"/>
     </w:sectPr>
@@ -890,6 +1718,11 @@
     <w:name w:val="Normal"/>
     <w:qFormat/>
     <w:rsid w:val="00FC693F"/>
+    <w:rPr>
+      <w:rFonts w:ascii="Calibri" w:hAnsi="Calibri"/>
+      <w:color w:val="222222"/>
+      <w:sz w:val="20"/>
+    </w:rPr>
   </w:style>
   <w:style w:type="paragraph" w:styleId="Header">
     <w:name w:val="header"/>
